--- a/labs/lab01/report/report.docx
+++ b/labs/lab01/report/report.docx
@@ -7,7 +7,7 @@
         <w:pStyle w:val="Title"/>
       </w:pPr>
       <w:r>
-        <w:t xml:space="preserve">Отчёт</w:t>
+        <w:t xml:space="preserve">Отчет</w:t>
       </w:r>
       <w:r>
         <w:t xml:space="preserve"> </w:t>
@@ -45,33 +45,21 @@
         <w:t xml:space="preserve"> </w:t>
       </w:r>
       <w:r>
-        <w:t xml:space="preserve">№</w:t>
+        <w:t xml:space="preserve">№1</w:t>
+      </w:r>
+    </w:p>
+    <w:p>
+      <w:pPr>
+        <w:pStyle w:val="Author"/>
+      </w:pPr>
+      <w:r>
+        <w:t xml:space="preserve">Калашникова</w:t>
       </w:r>
       <w:r>
         <w:t xml:space="preserve"> </w:t>
       </w:r>
       <w:r>
-        <w:t xml:space="preserve">1</w:t>
-      </w:r>
-    </w:p>
-    <w:p>
-      <w:pPr>
-        <w:pStyle w:val="Author"/>
-      </w:pPr>
-      <w:r>
-        <w:t xml:space="preserve">Калашникова</w:t>
-      </w:r>
-      <w:r>
-        <w:t xml:space="preserve"> </w:t>
-      </w:r>
-      <w:r>
         <w:t xml:space="preserve">Дарья</w:t>
-      </w:r>
-      <w:r>
-        <w:t xml:space="preserve"> </w:t>
-      </w:r>
-      <w:r>
-        <w:t xml:space="preserve">Викторовна</w:t>
       </w:r>
     </w:p>
     <w:sdt>
@@ -123,7 +111,7 @@
         <w:pStyle w:val="FirstParagraph"/>
       </w:pPr>
       <w:r>
-        <w:t xml:space="preserve">Установить Linux Rocky и ознакомиться с его возможностями</w:t>
+        <w:t xml:space="preserve">Установка и настройка GNS3 и сопутствующего программного обеспечения.</w:t>
       </w:r>
     </w:p>
     <w:bookmarkEnd w:id="20"/>
@@ -147,14 +135,54 @@
     </w:p>
     <w:p>
       <w:pPr>
-        <w:pStyle w:val="FirstParagraph"/>
-      </w:pPr>
-      <w:r>
-        <w:t xml:space="preserve">Установить ОС и выполнить домашнее задание</w:t>
+        <w:numPr>
+          <w:ilvl w:val="0"/>
+          <w:numId w:val="1001"/>
+        </w:numPr>
+        <w:pStyle w:val="Compact"/>
+      </w:pPr>
+      <w:r>
+        <w:t xml:space="preserve">Установить GNS3-all-in-one, GNS3 VM, проверить корректность запуска.</w:t>
+      </w:r>
+    </w:p>
+    <w:p>
+      <w:pPr>
+        <w:numPr>
+          <w:ilvl w:val="0"/>
+          <w:numId w:val="1001"/>
+        </w:numPr>
+        <w:pStyle w:val="Compact"/>
+      </w:pPr>
+      <w:r>
+        <w:t xml:space="preserve">Импортировать в GNS3 образ маршрутизатора FRR.</w:t>
+      </w:r>
+    </w:p>
+    <w:p>
+      <w:pPr>
+        <w:numPr>
+          <w:ilvl w:val="0"/>
+          <w:numId w:val="1001"/>
+        </w:numPr>
+        <w:pStyle w:val="Compact"/>
+      </w:pPr>
+      <w:r>
+        <w:t xml:space="preserve">Импортировать в GNS3 образ маршрутизатора VyOS.</w:t>
+      </w:r>
+    </w:p>
+    <w:p>
+      <w:pPr>
+        <w:numPr>
+          <w:ilvl w:val="0"/>
+          <w:numId w:val="1001"/>
+        </w:numPr>
+        <w:pStyle w:val="Compact"/>
+      </w:pPr>
+      <w:r>
+        <w:t xml:space="preserve">Проверить корректность работы маршрутизаторов FRR и VyOS.</w:t>
       </w:r>
     </w:p>
     <w:bookmarkEnd w:id="21"/>
-    <w:bookmarkStart w:id="82" w:name="выполнение-лабораторной-работы"/>
+    <w:bookmarkStart w:id="73" w:name="выполнение-лабораторной-работы"/>
     <w:p>
       <w:pPr>
         <w:pStyle w:val="Heading1"/>
@@ -177,7 +205,7 @@
         <w:pStyle w:val="FirstParagraph"/>
       </w:pPr>
       <w:r>
-        <w:t xml:space="preserve">Для начала назовем нашу виртуальную машину и выберем место установки (рис. 1).</w:t>
+        <w:t xml:space="preserve">Запускаем VirtualBox и через меню «Файл → Импорт конфигураций» указываем заранее скачанный образ GNS3 VM (рис. 1).</w:t>
       </w:r>
     </w:p>
     <w:p>
@@ -187,14 +215,14 @@
       <w:r>
         <w:drawing>
           <wp:inline>
-            <wp:extent cx="3733800" cy="2014207"/>
+            <wp:extent cx="3733800" cy="1636108"/>
             <wp:effectExtent b="0" l="0" r="0" t="0"/>
-            <wp:docPr descr="Выбор диска" title="" id="23" name="Picture"/>
+            <wp:docPr descr="Импорт конфигурации GNS3 VM в VirtualBox" title="" id="23" name="Picture"/>
             <a:graphic>
               <a:graphicData uri="http://schemas.openxmlformats.org/drawingml/2006/picture">
                 <pic:pic>
                   <pic:nvPicPr>
-                    <pic:cNvPr descr="image/1.png" id="24" name="Picture"/>
+                    <pic:cNvPr descr="image/001.png" id="24" name="Picture"/>
                     <pic:cNvPicPr>
                       <a:picLocks noChangeArrowheads="1" noChangeAspect="1"/>
                     </pic:cNvPicPr>
@@ -208,7 +236,7 @@
                   <pic:spPr bwMode="auto">
                     <a:xfrm>
                       <a:off x="0" y="0"/>
-                      <a:ext cx="3733800" cy="2014207"/>
+                      <a:ext cx="3733800" cy="1636108"/>
                     </a:xfrm>
                     <a:prstGeom prst="rect">
                       <a:avLst/>
@@ -232,7 +260,7 @@
         <w:pStyle w:val="ImageCaption"/>
       </w:pPr>
       <w:r>
-        <w:t xml:space="preserve">Рис. 1: Выбор диска</w:t>
+        <w:t xml:space="preserve">Рис. 1: Импорт конфигурации GNS3 VM в VirtualBox</w:t>
       </w:r>
     </w:p>
     <w:p>
@@ -240,7 +268,7 @@
         <w:pStyle w:val="BodyText"/>
       </w:pPr>
       <w:r>
-        <w:t xml:space="preserve">Выделяем основную память и процессоры (рис. 2).</w:t>
+        <w:t xml:space="preserve">Уточняем параметры виртуальной машины GNS3 VM: выделяем 4096 МБ оперативной памяти для стабильной работы серверной части (рис. 2).</w:t>
       </w:r>
     </w:p>
     <w:p>
@@ -250,14 +278,14 @@
       <w:r>
         <w:drawing>
           <wp:inline>
-            <wp:extent cx="3733800" cy="2043764"/>
+            <wp:extent cx="3733800" cy="1388740"/>
             <wp:effectExtent b="0" l="0" r="0" t="0"/>
-            <wp:docPr descr="Выделение памяти и процессоров" title="" id="26" name="Picture"/>
+            <wp:docPr descr="Настройка объёма оперативной памяти GNS3 VM" title="" id="26" name="Picture"/>
             <a:graphic>
               <a:graphicData uri="http://schemas.openxmlformats.org/drawingml/2006/picture">
                 <pic:pic>
                   <pic:nvPicPr>
-                    <pic:cNvPr descr="image/2.png" id="27" name="Picture"/>
+                    <pic:cNvPr descr="image/002.png" id="27" name="Picture"/>
                     <pic:cNvPicPr>
                       <a:picLocks noChangeArrowheads="1" noChangeAspect="1"/>
                     </pic:cNvPicPr>
@@ -271,7 +299,7 @@
                   <pic:spPr bwMode="auto">
                     <a:xfrm>
                       <a:off x="0" y="0"/>
-                      <a:ext cx="3733800" cy="2043764"/>
+                      <a:ext cx="3733800" cy="1388740"/>
                     </a:xfrm>
                     <a:prstGeom prst="rect">
                       <a:avLst/>
@@ -295,7 +323,7 @@
         <w:pStyle w:val="ImageCaption"/>
       </w:pPr>
       <w:r>
-        <w:t xml:space="preserve">Рис. 2: Выделение памяти и процессоров</w:t>
+        <w:t xml:space="preserve">Рис. 2: Настройка объёма оперативной памяти GNS3 VM</w:t>
       </w:r>
     </w:p>
     <w:p>
@@ -303,7 +331,7 @@
         <w:pStyle w:val="BodyText"/>
       </w:pPr>
       <w:r>
-        <w:t xml:space="preserve">Выделяем 40 ГБ для виртуального жесткого диска (рис. 3).</w:t>
+        <w:t xml:space="preserve">Включаем вложенную виртуализацию — ставим галочку «Включить Nested VT-x/AMD-V», чтобы GNS3 VM могла запускать вложенные виртуальные устройства (рис. 3).</w:t>
       </w:r>
     </w:p>
     <w:p>
@@ -313,14 +341,14 @@
       <w:r>
         <w:drawing>
           <wp:inline>
-            <wp:extent cx="3733800" cy="1984144"/>
+            <wp:extent cx="3733800" cy="1580792"/>
             <wp:effectExtent b="0" l="0" r="0" t="0"/>
-            <wp:docPr descr="Выделение памяти для диска" title="" id="29" name="Picture"/>
+            <wp:docPr descr="Включение вложенной виртуализации Nested VT-x/AMD-V" title="" id="29" name="Picture"/>
             <a:graphic>
               <a:graphicData uri="http://schemas.openxmlformats.org/drawingml/2006/picture">
                 <pic:pic>
                   <pic:nvPicPr>
-                    <pic:cNvPr descr="image/3.png" id="30" name="Picture"/>
+                    <pic:cNvPr descr="image/003.png" id="30" name="Picture"/>
                     <pic:cNvPicPr>
                       <a:picLocks noChangeArrowheads="1" noChangeAspect="1"/>
                     </pic:cNvPicPr>
@@ -334,7 +362,7 @@
                   <pic:spPr bwMode="auto">
                     <a:xfrm>
                       <a:off x="0" y="0"/>
-                      <a:ext cx="3733800" cy="1984144"/>
+                      <a:ext cx="3733800" cy="1580792"/>
                     </a:xfrm>
                     <a:prstGeom prst="rect">
                       <a:avLst/>
@@ -358,7 +386,7 @@
         <w:pStyle w:val="ImageCaption"/>
       </w:pPr>
       <w:r>
-        <w:t xml:space="preserve">Рис. 3: Выделение памяти для диска</w:t>
+        <w:t xml:space="preserve">Рис. 3: Включение вложенной виртуализации Nested VT-x/AMD-V</w:t>
       </w:r>
     </w:p>
     <w:p>
@@ -366,7 +394,7 @@
         <w:pStyle w:val="BodyText"/>
       </w:pPr>
       <w:r>
-        <w:t xml:space="preserve">Выбираем английский язык для интерфейса (рис. 4).</w:t>
+        <w:t xml:space="preserve">Проверяем настройки сетевого адаптера и сохраняем изменения (рис. 4).</w:t>
       </w:r>
     </w:p>
     <w:p>
@@ -376,14 +404,14 @@
       <w:r>
         <w:drawing>
           <wp:inline>
-            <wp:extent cx="3733800" cy="2356014"/>
+            <wp:extent cx="3733800" cy="1803649"/>
             <wp:effectExtent b="0" l="0" r="0" t="0"/>
-            <wp:docPr descr="Установка английского языка интерфейса ОС" title="" id="32" name="Picture"/>
+            <wp:docPr descr="Проверка сетевого адаптера GNS3 VM" title="" id="32" name="Picture"/>
             <a:graphic>
               <a:graphicData uri="http://schemas.openxmlformats.org/drawingml/2006/picture">
                 <pic:pic>
                   <pic:nvPicPr>
-                    <pic:cNvPr descr="image/4.png" id="33" name="Picture"/>
+                    <pic:cNvPr descr="image/004.png" id="33" name="Picture"/>
                     <pic:cNvPicPr>
                       <a:picLocks noChangeArrowheads="1" noChangeAspect="1"/>
                     </pic:cNvPicPr>
@@ -397,7 +425,7 @@
                   <pic:spPr bwMode="auto">
                     <a:xfrm>
                       <a:off x="0" y="0"/>
-                      <a:ext cx="3733800" cy="2356014"/>
+                      <a:ext cx="3733800" cy="1803649"/>
                     </a:xfrm>
                     <a:prstGeom prst="rect">
                       <a:avLst/>
@@ -421,7 +449,7 @@
         <w:pStyle w:val="ImageCaption"/>
       </w:pPr>
       <w:r>
-        <w:t xml:space="preserve">Рис. 4: Установка английского языка интерфейса ОС</w:t>
+        <w:t xml:space="preserve">Рис. 4: Проверка сетевого адаптера GNS3 VM</w:t>
       </w:r>
     </w:p>
     <w:p>
@@ -429,7 +457,7 @@
         <w:pStyle w:val="BodyText"/>
       </w:pPr>
       <w:r>
-        <w:t xml:space="preserve">Отключаем KDUMP (рис. 5).</w:t>
+        <w:t xml:space="preserve">Запускаем виртуальную машину GNS3 VM и дожидаемся её полной загрузки (рис. 5).</w:t>
       </w:r>
     </w:p>
     <w:p>
@@ -439,14 +467,14 @@
       <w:r>
         <w:drawing>
           <wp:inline>
-            <wp:extent cx="3733800" cy="2026523"/>
+            <wp:extent cx="3733800" cy="2689418"/>
             <wp:effectExtent b="0" l="0" r="0" t="0"/>
-            <wp:docPr descr="Отключение KDUMP" title="" id="35" name="Picture"/>
+            <wp:docPr descr="Запуск виртуальной машины GNS3 VM" title="" id="35" name="Picture"/>
             <a:graphic>
               <a:graphicData uri="http://schemas.openxmlformats.org/drawingml/2006/picture">
                 <pic:pic>
                   <pic:nvPicPr>
-                    <pic:cNvPr descr="image/6.png" id="36" name="Picture"/>
+                    <pic:cNvPr descr="image/005.png" id="36" name="Picture"/>
                     <pic:cNvPicPr>
                       <a:picLocks noChangeArrowheads="1" noChangeAspect="1"/>
                     </pic:cNvPicPr>
@@ -460,7 +488,7 @@
                   <pic:spPr bwMode="auto">
                     <a:xfrm>
                       <a:off x="0" y="0"/>
-                      <a:ext cx="3733800" cy="2026523"/>
+                      <a:ext cx="3733800" cy="2689418"/>
                     </a:xfrm>
                     <a:prstGeom prst="rect">
                       <a:avLst/>
@@ -484,7 +512,7 @@
         <w:pStyle w:val="ImageCaption"/>
       </w:pPr>
       <w:r>
-        <w:t xml:space="preserve">Рис. 5: Отключение KDUMP</w:t>
+        <w:t xml:space="preserve">Рис. 5: Запуск виртуальной машины GNS3 VM</w:t>
       </w:r>
     </w:p>
     <w:p>
@@ -492,7 +520,7 @@
         <w:pStyle w:val="BodyText"/>
       </w:pPr>
       <w:r>
-        <w:t xml:space="preserve">Далее мы устанавливаем настройки: выбор программ (рис. 6).</w:t>
+        <w:t xml:space="preserve">При первом запуске приложения GNS3 открывается мастер настройки, в котором выбираем вариант «Run appliance in a virtual machine» (рис. 6).</w:t>
       </w:r>
     </w:p>
     <w:p>
@@ -502,14 +530,14 @@
       <w:r>
         <w:drawing>
           <wp:inline>
-            <wp:extent cx="3733800" cy="2197984"/>
+            <wp:extent cx="3733800" cy="1051523"/>
             <wp:effectExtent b="0" l="0" r="0" t="0"/>
-            <wp:docPr descr="Окно настройки установки" title="" id="38" name="Picture"/>
+            <wp:docPr descr="Мастер настройки GNS3: выбор режима работы" title="" id="38" name="Picture"/>
             <a:graphic>
               <a:graphicData uri="http://schemas.openxmlformats.org/drawingml/2006/picture">
                 <pic:pic>
                   <pic:nvPicPr>
-                    <pic:cNvPr descr="image/10.png" id="39" name="Picture"/>
+                    <pic:cNvPr descr="image/006.png" id="39" name="Picture"/>
                     <pic:cNvPicPr>
                       <a:picLocks noChangeArrowheads="1" noChangeAspect="1"/>
                     </pic:cNvPicPr>
@@ -523,7 +551,7 @@
                   <pic:spPr bwMode="auto">
                     <a:xfrm>
                       <a:off x="0" y="0"/>
-                      <a:ext cx="3733800" cy="2197984"/>
+                      <a:ext cx="3733800" cy="1051523"/>
                     </a:xfrm>
                     <a:prstGeom prst="rect">
                       <a:avLst/>
@@ -547,7 +575,7 @@
         <w:pStyle w:val="ImageCaption"/>
       </w:pPr>
       <w:r>
-        <w:t xml:space="preserve">Рис. 6: Окно настройки установки</w:t>
+        <w:t xml:space="preserve">Рис. 6: Мастер настройки GNS3: выбор режима работы</w:t>
       </w:r>
     </w:p>
     <w:p>
@@ -555,7 +583,7 @@
         <w:pStyle w:val="BodyText"/>
       </w:pPr>
       <w:r>
-        <w:t xml:space="preserve">Теперь мы выбираем место установки диска (рис. 7).</w:t>
+        <w:t xml:space="preserve">Запускаем систему виртуализации VirtualBox, затем GNS3 VM, и уже после этого — приложение GNS3 из основной операционной системы (рис. 7).</w:t>
       </w:r>
     </w:p>
     <w:p>
@@ -565,14 +593,14 @@
       <w:r>
         <w:drawing>
           <wp:inline>
-            <wp:extent cx="3733800" cy="2100043"/>
+            <wp:extent cx="3733800" cy="1342489"/>
             <wp:effectExtent b="0" l="0" r="0" t="0"/>
-            <wp:docPr descr="Окно с местом установки" title="" id="41" name="Picture"/>
+            <wp:docPr descr="Совместный запуск VirtualBox, GNS3 VM и клиента GNS3" title="" id="41" name="Picture"/>
             <a:graphic>
               <a:graphicData uri="http://schemas.openxmlformats.org/drawingml/2006/picture">
                 <pic:pic>
                   <pic:nvPicPr>
-                    <pic:cNvPr descr="image/5.png" id="42" name="Picture"/>
+                    <pic:cNvPr descr="image/007.png" id="42" name="Picture"/>
                     <pic:cNvPicPr>
                       <a:picLocks noChangeArrowheads="1" noChangeAspect="1"/>
                     </pic:cNvPicPr>
@@ -586,7 +614,7 @@
                   <pic:spPr bwMode="auto">
                     <a:xfrm>
                       <a:off x="0" y="0"/>
-                      <a:ext cx="3733800" cy="2100043"/>
+                      <a:ext cx="3733800" cy="1342489"/>
                     </a:xfrm>
                     <a:prstGeom prst="rect">
                       <a:avLst/>
@@ -610,7 +638,7 @@
         <w:pStyle w:val="ImageCaption"/>
       </w:pPr>
       <w:r>
-        <w:t xml:space="preserve">Рис. 7: Окно с местом установки</w:t>
+        <w:t xml:space="preserve">Рис. 7: Совместный запуск VirtualBox, GNS3 VM и клиента GNS3</w:t>
       </w:r>
     </w:p>
     <w:p>
@@ -618,7 +646,7 @@
         <w:pStyle w:val="BodyText"/>
       </w:pPr>
       <w:r>
-        <w:t xml:space="preserve">Включаем сетевое соединение с именем узла dvkalashnikova.localdomain (рис. 8).</w:t>
+        <w:t xml:space="preserve">В окне мастера указываем рекомендуемое значение — установку образа с GNS3-сервера (рис. 8).</w:t>
       </w:r>
     </w:p>
     <w:p>
@@ -628,14 +656,14 @@
       <w:r>
         <w:drawing>
           <wp:inline>
-            <wp:extent cx="3733800" cy="2361698"/>
+            <wp:extent cx="3733800" cy="1340338"/>
             <wp:effectExtent b="0" l="0" r="0" t="0"/>
-            <wp:docPr descr="Окно настройки установки сети и имени узла" title="" id="44" name="Picture"/>
+            <wp:docPr descr="Выбор источника образа: установка с GNS3-сервера" title="" id="44" name="Picture"/>
             <a:graphic>
               <a:graphicData uri="http://schemas.openxmlformats.org/drawingml/2006/picture">
                 <pic:pic>
                   <pic:nvPicPr>
-                    <pic:cNvPr descr="image/7.png" id="45" name="Picture"/>
+                    <pic:cNvPr descr="image/008.png" id="45" name="Picture"/>
                     <pic:cNvPicPr>
                       <a:picLocks noChangeArrowheads="1" noChangeAspect="1"/>
                     </pic:cNvPicPr>
@@ -649,7 +677,7 @@
                   <pic:spPr bwMode="auto">
                     <a:xfrm>
                       <a:off x="0" y="0"/>
-                      <a:ext cx="3733800" cy="2361698"/>
+                      <a:ext cx="3733800" cy="1340338"/>
                     </a:xfrm>
                     <a:prstGeom prst="rect">
                       <a:avLst/>
@@ -673,7 +701,7 @@
         <w:pStyle w:val="ImageCaption"/>
       </w:pPr>
       <w:r>
-        <w:t xml:space="preserve">Рис. 8: Окно настройки установки сети и имени узла</w:t>
+        <w:t xml:space="preserve">Рис. 8: Выбор источника образа: установка с GNS3-сервера</w:t>
       </w:r>
     </w:p>
     <w:p>
@@ -681,7 +709,7 @@
         <w:pStyle w:val="BodyText"/>
       </w:pPr>
       <w:r>
-        <w:t xml:space="preserve">Устанавливаем пароль для root и разрешение на ввод пароля root при использовании SSH (рис. 9).</w:t>
+        <w:t xml:space="preserve">В следующем окне выбираем категорию Routers и образ FRR, после чего запускаем установку (рис. 9).</w:t>
       </w:r>
     </w:p>
     <w:p>
@@ -691,14 +719,14 @@
       <w:r>
         <w:drawing>
           <wp:inline>
-            <wp:extent cx="3733800" cy="1681078"/>
+            <wp:extent cx="3733800" cy="1863955"/>
             <wp:effectExtent b="0" l="0" r="0" t="0"/>
-            <wp:docPr descr="Установка пароля для root" title="" id="47" name="Picture"/>
+            <wp:docPr descr="Выбор образа маршрутизатора FRR в каталоге appliances" title="" id="47" name="Picture"/>
             <a:graphic>
               <a:graphicData uri="http://schemas.openxmlformats.org/drawingml/2006/picture">
                 <pic:pic>
                   <pic:nvPicPr>
-                    <pic:cNvPr descr="image/8.png" id="48" name="Picture"/>
+                    <pic:cNvPr descr="image/009.png" id="48" name="Picture"/>
                     <pic:cNvPicPr>
                       <a:picLocks noChangeArrowheads="1" noChangeAspect="1"/>
                     </pic:cNvPicPr>
@@ -712,7 +740,7 @@
                   <pic:spPr bwMode="auto">
                     <a:xfrm>
                       <a:off x="0" y="0"/>
-                      <a:ext cx="3733800" cy="1681078"/>
+                      <a:ext cx="3733800" cy="1863955"/>
                     </a:xfrm>
                     <a:prstGeom prst="rect">
                       <a:avLst/>
@@ -736,7 +764,7 @@
         <w:pStyle w:val="ImageCaption"/>
       </w:pPr>
       <w:r>
-        <w:t xml:space="preserve">Рис. 9: Установка пароля для root</w:t>
+        <w:t xml:space="preserve">Рис. 9: Выбор образа маршрутизатора FRR в каталоге appliances</w:t>
       </w:r>
     </w:p>
     <w:p>
@@ -744,7 +772,7 @@
         <w:pStyle w:val="BodyText"/>
       </w:pPr>
       <w:r>
-        <w:t xml:space="preserve">Задаем локального пользователя с правами администратора (рис. 10).</w:t>
+        <w:t xml:space="preserve">После завершения скачивания импортируем образ FRR и завершаем установку (рис. 10).</w:t>
       </w:r>
     </w:p>
     <w:p>
@@ -754,14 +782,14 @@
       <w:r>
         <w:drawing>
           <wp:inline>
-            <wp:extent cx="3733800" cy="1665372"/>
+            <wp:extent cx="3733800" cy="2354456"/>
             <wp:effectExtent b="0" l="0" r="0" t="0"/>
-            <wp:docPr descr="Установка пароля для пользователя с правами администратора" title="" id="50" name="Picture"/>
+            <wp:docPr descr="Завершение импорта образа FRR" title="" id="50" name="Picture"/>
             <a:graphic>
               <a:graphicData uri="http://schemas.openxmlformats.org/drawingml/2006/picture">
                 <pic:pic>
                   <pic:nvPicPr>
-                    <pic:cNvPr descr="image/9.png" id="51" name="Picture"/>
+                    <pic:cNvPr descr="image/010.png" id="51" name="Picture"/>
                     <pic:cNvPicPr>
                       <a:picLocks noChangeArrowheads="1" noChangeAspect="1"/>
                     </pic:cNvPicPr>
@@ -775,7 +803,7 @@
                   <pic:spPr bwMode="auto">
                     <a:xfrm>
                       <a:off x="0" y="0"/>
-                      <a:ext cx="3733800" cy="1665372"/>
+                      <a:ext cx="3733800" cy="2354456"/>
                     </a:xfrm>
                     <a:prstGeom prst="rect">
                       <a:avLst/>
@@ -799,7 +827,7 @@
         <w:pStyle w:val="ImageCaption"/>
       </w:pPr>
       <w:r>
-        <w:t xml:space="preserve">Рис. 10: Установка пароля для пользователя с правами администратора</w:t>
+        <w:t xml:space="preserve">Рис. 10: Завершение импорта образа FRR</w:t>
       </w:r>
     </w:p>
     <w:p>
@@ -807,7 +835,7 @@
         <w:pStyle w:val="BodyText"/>
       </w:pPr>
       <w:r>
-        <w:t xml:space="preserve">Далее нажимаем Begin Installation для установки (рис. 11).</w:t>
+        <w:t xml:space="preserve">Настраиваем шаблон FRR: указываем параметры QEMU, объём памяти и способ доступа к консоли (рис. 11).</w:t>
       </w:r>
     </w:p>
     <w:p>
@@ -817,14 +845,14 @@
       <w:r>
         <w:drawing>
           <wp:inline>
-            <wp:extent cx="3733800" cy="2305433"/>
+            <wp:extent cx="3733800" cy="3221139"/>
             <wp:effectExtent b="0" l="0" r="0" t="0"/>
-            <wp:docPr descr="Установка" title="" id="53" name="Picture"/>
+            <wp:docPr descr="Настройка шаблона FRR" title="" id="53" name="Picture"/>
             <a:graphic>
               <a:graphicData uri="http://schemas.openxmlformats.org/drawingml/2006/picture">
                 <pic:pic>
                   <pic:nvPicPr>
-                    <pic:cNvPr descr="image/11.png" id="54" name="Picture"/>
+                    <pic:cNvPr descr="image/011.png" id="54" name="Picture"/>
                     <pic:cNvPicPr>
                       <a:picLocks noChangeArrowheads="1" noChangeAspect="1"/>
                     </pic:cNvPicPr>
@@ -838,7 +866,7 @@
                   <pic:spPr bwMode="auto">
                     <a:xfrm>
                       <a:off x="0" y="0"/>
-                      <a:ext cx="3733800" cy="2305433"/>
+                      <a:ext cx="3733800" cy="3221139"/>
                     </a:xfrm>
                     <a:prstGeom prst="rect">
                       <a:avLst/>
@@ -862,7 +890,7 @@
         <w:pStyle w:val="ImageCaption"/>
       </w:pPr>
       <w:r>
-        <w:t xml:space="preserve">Рис. 11: Установка</w:t>
+        <w:t xml:space="preserve">Рис. 11: Настройка шаблона FRR</w:t>
       </w:r>
     </w:p>
     <w:p>
@@ -870,7 +898,7 @@
         <w:pStyle w:val="BodyText"/>
       </w:pPr>
       <w:r>
-        <w:t xml:space="preserve">Завершение установки ОС (рис. 12).</w:t>
+        <w:t xml:space="preserve">Переходим к добавлению образа маршрутизатора VyOS — скачиваем его с GitHub (рис. 12).</w:t>
       </w:r>
     </w:p>
     <w:p>
@@ -880,14 +908,14 @@
       <w:r>
         <w:drawing>
           <wp:inline>
-            <wp:extent cx="3733800" cy="2264480"/>
+            <wp:extent cx="3733800" cy="368121"/>
             <wp:effectExtent b="0" l="0" r="0" t="0"/>
-            <wp:docPr descr="Завершение установки" title="" id="56" name="Picture"/>
+            <wp:docPr descr="Загрузка образа VyOS с GitHub" title="" id="56" name="Picture"/>
             <a:graphic>
               <a:graphicData uri="http://schemas.openxmlformats.org/drawingml/2006/picture">
                 <pic:pic>
                   <pic:nvPicPr>
-                    <pic:cNvPr descr="image/12.png" id="57" name="Picture"/>
+                    <pic:cNvPr descr="image/012.png" id="57" name="Picture"/>
                     <pic:cNvPicPr>
                       <a:picLocks noChangeArrowheads="1" noChangeAspect="1"/>
                     </pic:cNvPicPr>
@@ -901,7 +929,7 @@
                   <pic:spPr bwMode="auto">
                     <a:xfrm>
                       <a:off x="0" y="0"/>
-                      <a:ext cx="3733800" cy="2264480"/>
+                      <a:ext cx="3733800" cy="368121"/>
                     </a:xfrm>
                     <a:prstGeom prst="rect">
                       <a:avLst/>
@@ -925,7 +953,7 @@
         <w:pStyle w:val="ImageCaption"/>
       </w:pPr>
       <w:r>
-        <w:t xml:space="preserve">Рис. 12: Завершение установки</w:t>
+        <w:t xml:space="preserve">Рис. 12: Загрузка образа VyOS с GitHub</w:t>
       </w:r>
     </w:p>
     <w:p>
@@ -933,7 +961,7 @@
         <w:pStyle w:val="BodyText"/>
       </w:pPr>
       <w:r>
-        <w:t xml:space="preserve">Дальше нужно подключить образ диска дополнительной гостевой ОС (рис. 13).</w:t>
+        <w:t xml:space="preserve">Как и в случае с FRR, на левой панели GNS3 открываем список маршрутизаторов и нажимаем «+ New template» (рис. 13).</w:t>
       </w:r>
     </w:p>
     <w:p>
@@ -943,14 +971,14 @@
       <w:r>
         <w:drawing>
           <wp:inline>
-            <wp:extent cx="3733800" cy="1494206"/>
+            <wp:extent cx="3349591" cy="1617044"/>
             <wp:effectExtent b="0" l="0" r="0" t="0"/>
-            <wp:docPr descr="Подключение дополнительного образа диска гостевой ОС" title="" id="59" name="Picture"/>
+            <wp:docPr descr="Открытие мастера создания шаблона VyOS" title="" id="59" name="Picture"/>
             <a:graphic>
               <a:graphicData uri="http://schemas.openxmlformats.org/drawingml/2006/picture">
                 <pic:pic>
                   <pic:nvPicPr>
-                    <pic:cNvPr descr="image/13.png" id="60" name="Picture"/>
+                    <pic:cNvPr descr="image/013.png" id="60" name="Picture"/>
                     <pic:cNvPicPr>
                       <a:picLocks noChangeArrowheads="1" noChangeAspect="1"/>
                     </pic:cNvPicPr>
@@ -964,7 +992,7 @@
                   <pic:spPr bwMode="auto">
                     <a:xfrm>
                       <a:off x="0" y="0"/>
-                      <a:ext cx="3733800" cy="1494206"/>
+                      <a:ext cx="3349591" cy="1617044"/>
                     </a:xfrm>
                     <a:prstGeom prst="rect">
                       <a:avLst/>
@@ -988,7 +1016,7 @@
         <w:pStyle w:val="ImageCaption"/>
       </w:pPr>
       <w:r>
-        <w:t xml:space="preserve">Рис. 13: Подключение дополнительного образа диска гостевой ОС</w:t>
+        <w:t xml:space="preserve">Рис. 13: Открытие мастера создания шаблона VyOS</w:t>
       </w:r>
     </w:p>
     <w:p>
@@ -996,7 +1024,7 @@
         <w:pStyle w:val="BodyText"/>
       </w:pPr>
       <w:r>
-        <w:t xml:space="preserve">Тепрь мы запускаем образ этого диска (рис. 14).</w:t>
+        <w:t xml:space="preserve">В следующем окне выбираем категорию Routers и образ VyOS, нажимаем Install и настраиваем шаблон (рис. 14).</w:t>
       </w:r>
     </w:p>
     <w:p>
@@ -1006,14 +1034,14 @@
       <w:r>
         <w:drawing>
           <wp:inline>
-            <wp:extent cx="3733800" cy="2785764"/>
+            <wp:extent cx="3733800" cy="359778"/>
             <wp:effectExtent b="0" l="0" r="0" t="0"/>
-            <wp:docPr descr="Запуск дополнительного образа диска гостевой ОС" title="" id="62" name="Picture"/>
+            <wp:docPr descr="Выбор и установка образа VyOS" title="" id="62" name="Picture"/>
             <a:graphic>
               <a:graphicData uri="http://schemas.openxmlformats.org/drawingml/2006/picture">
                 <pic:pic>
                   <pic:nvPicPr>
-                    <pic:cNvPr descr="image/14.png" id="63" name="Picture"/>
+                    <pic:cNvPr descr="image/014.png" id="63" name="Picture"/>
                     <pic:cNvPicPr>
                       <a:picLocks noChangeArrowheads="1" noChangeAspect="1"/>
                     </pic:cNvPicPr>
@@ -1027,7 +1055,7 @@
                   <pic:spPr bwMode="auto">
                     <a:xfrm>
                       <a:off x="0" y="0"/>
-                      <a:ext cx="3733800" cy="2785764"/>
+                      <a:ext cx="3733800" cy="359778"/>
                     </a:xfrm>
                     <a:prstGeom prst="rect">
                       <a:avLst/>
@@ -1051,7 +1079,7 @@
         <w:pStyle w:val="ImageCaption"/>
       </w:pPr>
       <w:r>
-        <w:t xml:space="preserve">Рис. 14: Запуск дополнительного образа диска гостевой ОС</w:t>
+        <w:t xml:space="preserve">Рис. 14: Выбор и установка образа VyOS</w:t>
       </w:r>
     </w:p>
     <w:p>
@@ -1059,15 +1087,7 @@
         <w:pStyle w:val="BodyText"/>
       </w:pPr>
       <w:r>
-        <w:t xml:space="preserve">Далее приступаем к выполнению домашнего задания</w:t>
-      </w:r>
-    </w:p>
-    <w:p>
-      <w:pPr>
-        <w:pStyle w:val="BodyText"/>
-      </w:pPr>
-      <w:r>
-        <w:t xml:space="preserve">Получаем информацию о версии ядра Linux (Linux version) (рис. 15).</w:t>
+        <w:t xml:space="preserve">Создаём новый проект и добавляем в него оба маршрутизатора — FRR и VyOS (рис. 15).</w:t>
       </w:r>
     </w:p>
     <w:p>
@@ -1077,14 +1097,14 @@
       <w:r>
         <w:drawing>
           <wp:inline>
-            <wp:extent cx="3733800" cy="417038"/>
+            <wp:extent cx="3733800" cy="3229851"/>
             <wp:effectExtent b="0" l="0" r="0" t="0"/>
-            <wp:docPr descr="Версия ядра Linux" title="" id="65" name="Picture"/>
+            <wp:docPr descr="Создание проекта с маршрутизаторами FRR и VyOS" title="" id="65" name="Picture"/>
             <a:graphic>
               <a:graphicData uri="http://schemas.openxmlformats.org/drawingml/2006/picture">
                 <pic:pic>
                   <pic:nvPicPr>
-                    <pic:cNvPr descr="image/15.png" id="66" name="Picture"/>
+                    <pic:cNvPr descr="image/015.png" id="66" name="Picture"/>
                     <pic:cNvPicPr>
                       <a:picLocks noChangeArrowheads="1" noChangeAspect="1"/>
                     </pic:cNvPicPr>
@@ -1098,7 +1118,7 @@
                   <pic:spPr bwMode="auto">
                     <a:xfrm>
                       <a:off x="0" y="0"/>
-                      <a:ext cx="3733800" cy="417038"/>
+                      <a:ext cx="3733800" cy="3229851"/>
                     </a:xfrm>
                     <a:prstGeom prst="rect">
                       <a:avLst/>
@@ -1122,7 +1142,7 @@
         <w:pStyle w:val="ImageCaption"/>
       </w:pPr>
       <w:r>
-        <w:t xml:space="preserve">Рис. 15: Версия ядра Linux</w:t>
+        <w:t xml:space="preserve">Рис. 15: Создание проекта с маршрутизаторами FRR и VyOS</w:t>
       </w:r>
     </w:p>
     <w:p>
@@ -1130,7 +1150,7 @@
         <w:pStyle w:val="BodyText"/>
       </w:pPr>
       <w:r>
-        <w:t xml:space="preserve">Получаем информацию о частоте процессора (Detected Mhz processor) (рис. 16).</w:t>
+        <w:t xml:space="preserve">Проверяем работоспособность каждого маршрутизатора: запускаем устройства и открываем их консоли (рис. 16, 17).</w:t>
       </w:r>
     </w:p>
     <w:p>
@@ -1140,14 +1160,14 @@
       <w:r>
         <w:drawing>
           <wp:inline>
-            <wp:extent cx="3733800" cy="300270"/>
+            <wp:extent cx="3733800" cy="1674314"/>
             <wp:effectExtent b="0" l="0" r="0" t="0"/>
-            <wp:docPr descr="Частота процессора" title="" id="68" name="Picture"/>
+            <wp:docPr descr="Проверка работы маршрутизатора FRR" title="" id="68" name="Picture"/>
             <a:graphic>
               <a:graphicData uri="http://schemas.openxmlformats.org/drawingml/2006/picture">
                 <pic:pic>
                   <pic:nvPicPr>
-                    <pic:cNvPr descr="image/16.png" id="69" name="Picture"/>
+                    <pic:cNvPr descr="image/016.png" id="69" name="Picture"/>
                     <pic:cNvPicPr>
                       <a:picLocks noChangeArrowheads="1" noChangeAspect="1"/>
                     </pic:cNvPicPr>
@@ -1161,7 +1181,7 @@
                   <pic:spPr bwMode="auto">
                     <a:xfrm>
                       <a:off x="0" y="0"/>
-                      <a:ext cx="3733800" cy="300270"/>
+                      <a:ext cx="3733800" cy="1674314"/>
                     </a:xfrm>
                     <a:prstGeom prst="rect">
                       <a:avLst/>
@@ -1185,15 +1205,7 @@
         <w:pStyle w:val="ImageCaption"/>
       </w:pPr>
       <w:r>
-        <w:t xml:space="preserve">Рис. 16: Частота процессора</w:t>
-      </w:r>
-    </w:p>
-    <w:p>
-      <w:pPr>
-        <w:pStyle w:val="BodyText"/>
-      </w:pPr>
-      <w:r>
-        <w:t xml:space="preserve">Получаем информацию о моделе процессора (CPU0) (рис. 17).</w:t>
+        <w:t xml:space="preserve">Рис. 16: Проверка работы маршрутизатора FRR</w:t>
       </w:r>
     </w:p>
     <w:p>
@@ -1203,14 +1215,14 @@
       <w:r>
         <w:drawing>
           <wp:inline>
-            <wp:extent cx="3733800" cy="306459"/>
+            <wp:extent cx="3733800" cy="2507303"/>
             <wp:effectExtent b="0" l="0" r="0" t="0"/>
-            <wp:docPr descr="Модель процессора" title="" id="71" name="Picture"/>
+            <wp:docPr descr="Проверка работы маршрутизатора VyOS" title="" id="71" name="Picture"/>
             <a:graphic>
               <a:graphicData uri="http://schemas.openxmlformats.org/drawingml/2006/picture">
                 <pic:pic>
                   <pic:nvPicPr>
-                    <pic:cNvPr descr="image/17.png" id="72" name="Picture"/>
+                    <pic:cNvPr descr="image/017.png" id="72" name="Picture"/>
                     <pic:cNvPicPr>
                       <a:picLocks noChangeArrowheads="1" noChangeAspect="1"/>
                     </pic:cNvPicPr>
@@ -1224,7 +1236,7 @@
                   <pic:spPr bwMode="auto">
                     <a:xfrm>
                       <a:off x="0" y="0"/>
-                      <a:ext cx="3733800" cy="306459"/>
+                      <a:ext cx="3733800" cy="2507303"/>
                     </a:xfrm>
                     <a:prstGeom prst="rect">
                       <a:avLst/>
@@ -1248,200 +1260,11 @@
         <w:pStyle w:val="ImageCaption"/>
       </w:pPr>
       <w:r>
-        <w:t xml:space="preserve">Рис. 17: Модель процессора</w:t>
-      </w:r>
-    </w:p>
-    <w:p>
-      <w:pPr>
-        <w:pStyle w:val="BodyText"/>
-      </w:pPr>
-      <w:r>
-        <w:t xml:space="preserve">Получаем информацию об бъеме доступной оперативной памяти (Memory available) (рис. 18).</w:t>
-      </w:r>
-    </w:p>
-    <w:p>
-      <w:pPr>
-        <w:pStyle w:val="CaptionedFigure"/>
-      </w:pPr>
-      <w:r>
-        <w:drawing>
-          <wp:inline>
-            <wp:extent cx="3733800" cy="627866"/>
-            <wp:effectExtent b="0" l="0" r="0" t="0"/>
-            <wp:docPr descr="Объем доступной оперативной памяти" title="" id="74" name="Picture"/>
-            <a:graphic>
-              <a:graphicData uri="http://schemas.openxmlformats.org/drawingml/2006/picture">
-                <pic:pic>
-                  <pic:nvPicPr>
-                    <pic:cNvPr descr="image/18.png" id="75" name="Picture"/>
-                    <pic:cNvPicPr>
-                      <a:picLocks noChangeArrowheads="1" noChangeAspect="1"/>
-                    </pic:cNvPicPr>
-                  </pic:nvPicPr>
-                  <pic:blipFill>
-                    <a:blip r:embed="rId73"/>
-                    <a:stretch>
-                      <a:fillRect/>
-                    </a:stretch>
-                  </pic:blipFill>
-                  <pic:spPr bwMode="auto">
-                    <a:xfrm>
-                      <a:off x="0" y="0"/>
-                      <a:ext cx="3733800" cy="627866"/>
-                    </a:xfrm>
-                    <a:prstGeom prst="rect">
-                      <a:avLst/>
-                    </a:prstGeom>
-                    <a:noFill/>
-                    <a:ln w="9525">
-                      <a:noFill/>
-                      <a:headEnd/>
-                      <a:tailEnd/>
-                    </a:ln>
-                  </pic:spPr>
-                </pic:pic>
-              </a:graphicData>
-            </a:graphic>
-          </wp:inline>
-        </w:drawing>
-      </w:r>
-    </w:p>
-    <w:p>
-      <w:pPr>
-        <w:pStyle w:val="ImageCaption"/>
-      </w:pPr>
-      <w:r>
-        <w:t xml:space="preserve">Рис. 18: Объем доступной оперативной памяти</w:t>
-      </w:r>
-    </w:p>
-    <w:p>
-      <w:pPr>
-        <w:pStyle w:val="BodyText"/>
-      </w:pPr>
-      <w:r>
-        <w:t xml:space="preserve">Получаем информацию о типе обнаруженного гипервизора (Hypervisor detected) (рис. 19).</w:t>
-      </w:r>
-    </w:p>
-    <w:p>
-      <w:pPr>
-        <w:pStyle w:val="CaptionedFigure"/>
-      </w:pPr>
-      <w:r>
-        <w:drawing>
-          <wp:inline>
-            <wp:extent cx="3733800" cy="340067"/>
-            <wp:effectExtent b="0" l="0" r="0" t="0"/>
-            <wp:docPr descr="Тип обнаруженного гипервизора" title="" id="77" name="Picture"/>
-            <a:graphic>
-              <a:graphicData uri="http://schemas.openxmlformats.org/drawingml/2006/picture">
-                <pic:pic>
-                  <pic:nvPicPr>
-                    <pic:cNvPr descr="image/19.png" id="78" name="Picture"/>
-                    <pic:cNvPicPr>
-                      <a:picLocks noChangeArrowheads="1" noChangeAspect="1"/>
-                    </pic:cNvPicPr>
-                  </pic:nvPicPr>
-                  <pic:blipFill>
-                    <a:blip r:embed="rId76"/>
-                    <a:stretch>
-                      <a:fillRect/>
-                    </a:stretch>
-                  </pic:blipFill>
-                  <pic:spPr bwMode="auto">
-                    <a:xfrm>
-                      <a:off x="0" y="0"/>
-                      <a:ext cx="3733800" cy="340067"/>
-                    </a:xfrm>
-                    <a:prstGeom prst="rect">
-                      <a:avLst/>
-                    </a:prstGeom>
-                    <a:noFill/>
-                    <a:ln w="9525">
-                      <a:noFill/>
-                      <a:headEnd/>
-                      <a:tailEnd/>
-                    </a:ln>
-                  </pic:spPr>
-                </pic:pic>
-              </a:graphicData>
-            </a:graphic>
-          </wp:inline>
-        </w:drawing>
-      </w:r>
-    </w:p>
-    <w:p>
-      <w:pPr>
-        <w:pStyle w:val="ImageCaption"/>
-      </w:pPr>
-      <w:r>
-        <w:t xml:space="preserve">Рис. 19: Тип обнаруженного гипервизора</w:t>
-      </w:r>
-    </w:p>
-    <w:p>
-      <w:pPr>
-        <w:pStyle w:val="BodyText"/>
-      </w:pPr>
-      <w:r>
-        <w:t xml:space="preserve">Получаем информацию о типе файловой системы корневого раздела (XFS) и последовательность монтирования файловых систем (рис. 20).</w:t>
-      </w:r>
-    </w:p>
-    <w:p>
-      <w:pPr>
-        <w:pStyle w:val="CaptionedFigure"/>
-      </w:pPr>
-      <w:r>
-        <w:drawing>
-          <wp:inline>
-            <wp:extent cx="3733800" cy="669327"/>
-            <wp:effectExtent b="0" l="0" r="0" t="0"/>
-            <wp:docPr descr="Тип файловой системы корневого раздела и последовательсть монтирования файловых систем" title="" id="80" name="Picture"/>
-            <a:graphic>
-              <a:graphicData uri="http://schemas.openxmlformats.org/drawingml/2006/picture">
-                <pic:pic>
-                  <pic:nvPicPr>
-                    <pic:cNvPr descr="image/20.png" id="81" name="Picture"/>
-                    <pic:cNvPicPr>
-                      <a:picLocks noChangeArrowheads="1" noChangeAspect="1"/>
-                    </pic:cNvPicPr>
-                  </pic:nvPicPr>
-                  <pic:blipFill>
-                    <a:blip r:embed="rId79"/>
-                    <a:stretch>
-                      <a:fillRect/>
-                    </a:stretch>
-                  </pic:blipFill>
-                  <pic:spPr bwMode="auto">
-                    <a:xfrm>
-                      <a:off x="0" y="0"/>
-                      <a:ext cx="3733800" cy="669327"/>
-                    </a:xfrm>
-                    <a:prstGeom prst="rect">
-                      <a:avLst/>
-                    </a:prstGeom>
-                    <a:noFill/>
-                    <a:ln w="9525">
-                      <a:noFill/>
-                      <a:headEnd/>
-                      <a:tailEnd/>
-                    </a:ln>
-                  </pic:spPr>
-                </pic:pic>
-              </a:graphicData>
-            </a:graphic>
-          </wp:inline>
-        </w:drawing>
-      </w:r>
-    </w:p>
-    <w:p>
-      <w:pPr>
-        <w:pStyle w:val="ImageCaption"/>
-      </w:pPr>
-      <w:r>
-        <w:t xml:space="preserve">Рис. 20: Тип файловой системы корневого раздела и последовательсть монтирования файловых систем</w:t>
-      </w:r>
-    </w:p>
-    <w:bookmarkEnd w:id="82"/>
-    <w:bookmarkStart w:id="83" w:name="выводы"/>
+        <w:t xml:space="preserve">Рис. 17: Проверка работы маршрутизатора VyOS</w:t>
+      </w:r>
+    </w:p>
+    <w:bookmarkEnd w:id="73"/>
+    <w:bookmarkStart w:id="74" w:name="выводы"/>
     <w:p>
       <w:pPr>
         <w:pStyle w:val="Heading1"/>
@@ -1464,22 +1287,10 @@
         <w:pStyle w:val="FirstParagraph"/>
       </w:pPr>
       <w:r>
-        <w:t xml:space="preserve">В результате выполнения работы была установлена система</w:t>
-      </w:r>
-    </w:p>
-    <w:bookmarkEnd w:id="83"/>
-    <w:bookmarkStart w:id="85" w:name="список-литературы"/>
-    <w:p>
-      <w:pPr>
-        <w:pStyle w:val="Heading1"/>
-      </w:pPr>
-      <w:r>
-        <w:t xml:space="preserve">Список литературы</w:t>
-      </w:r>
-    </w:p>
-    <w:bookmarkStart w:id="84" w:name="refs"/>
-    <w:bookmarkEnd w:id="84"/>
-    <w:bookmarkEnd w:id="85"/>
+        <w:t xml:space="preserve">В ходе работы были установлены GNS3-all-in-one и GNS3 VM, настроено их взаимодействие через VirtualBox. Импортированы и проверены шаблоны маршрутизаторов FRR и VyOS. Цель работы достигнута.</w:t>
+      </w:r>
+    </w:p>
+    <w:bookmarkEnd w:id="74"/>
     <w:sectPr/>
   </w:body>
 </w:document>
@@ -1586,8 +1397,123 @@
       </w:pPr>
     </w:lvl>
   </w:abstractNum>
+  <w:abstractNum w:abstractNumId="99411">
+    <w:nsid w:val="A99411"/>
+    <w:multiLevelType w:val="multilevel"/>
+    <w:lvl w:ilvl="0">
+      <w:start w:val="1"/>
+      <w:numFmt w:val="decimal"/>
+      <w:lvlText w:val="%1."/>
+      <w:lvlJc w:val="left"/>
+      <w:pPr>
+        <w:ind w:left="720" w:hanging="480"/>
+      </w:pPr>
+    </w:lvl>
+    <w:lvl w:ilvl="1">
+      <w:start w:val="1"/>
+      <w:numFmt w:val="decimal"/>
+      <w:lvlText w:val="%2."/>
+      <w:lvlJc w:val="left"/>
+      <w:pPr>
+        <w:ind w:left="1440" w:hanging="480"/>
+      </w:pPr>
+    </w:lvl>
+    <w:lvl w:ilvl="2">
+      <w:start w:val="1"/>
+      <w:numFmt w:val="decimal"/>
+      <w:lvlText w:val="%3."/>
+      <w:lvlJc w:val="left"/>
+      <w:pPr>
+        <w:ind w:left="2160" w:hanging="480"/>
+      </w:pPr>
+    </w:lvl>
+    <w:lvl w:ilvl="3">
+      <w:start w:val="1"/>
+      <w:numFmt w:val="decimal"/>
+      <w:lvlText w:val="%4."/>
+      <w:lvlJc w:val="left"/>
+      <w:pPr>
+        <w:ind w:left="2880" w:hanging="480"/>
+      </w:pPr>
+    </w:lvl>
+    <w:lvl w:ilvl="4">
+      <w:start w:val="1"/>
+      <w:numFmt w:val="decimal"/>
+      <w:lvlText w:val="%5."/>
+      <w:lvlJc w:val="left"/>
+      <w:pPr>
+        <w:ind w:left="3600" w:hanging="480"/>
+      </w:pPr>
+    </w:lvl>
+    <w:lvl w:ilvl="5">
+      <w:start w:val="1"/>
+      <w:numFmt w:val="decimal"/>
+      <w:lvlText w:val="%6."/>
+      <w:lvlJc w:val="left"/>
+      <w:pPr>
+        <w:ind w:left="4320" w:hanging="480"/>
+      </w:pPr>
+    </w:lvl>
+    <w:lvl w:ilvl="6">
+      <w:start w:val="1"/>
+      <w:numFmt w:val="decimal"/>
+      <w:lvlText w:val="%7."/>
+      <w:lvlJc w:val="left"/>
+      <w:pPr>
+        <w:ind w:left="5040" w:hanging="480"/>
+      </w:pPr>
+    </w:lvl>
+    <w:lvl w:ilvl="7">
+      <w:start w:val="1"/>
+      <w:numFmt w:val="decimal"/>
+      <w:lvlText w:val="%8."/>
+      <w:lvlJc w:val="left"/>
+      <w:pPr>
+        <w:ind w:left="5760" w:hanging="480"/>
+      </w:pPr>
+    </w:lvl>
+    <w:lvl w:ilvl="8">
+      <w:start w:val="1"/>
+      <w:numFmt w:val="decimal"/>
+      <w:lvlText w:val="%9."/>
+      <w:lvlJc w:val="left"/>
+      <w:pPr>
+        <w:ind w:left="6480" w:hanging="480"/>
+      </w:pPr>
+    </w:lvl>
+  </w:abstractNum>
   <w:num w:numId="1000">
     <w:abstractNumId w:val="990"/>
+  </w:num>
+  <w:num w:numId="1001">
+    <w:abstractNumId w:val="99411"/>
+    <w:lvlOverride w:ilvl="0">
+      <w:startOverride w:val="1"/>
+    </w:lvlOverride>
+    <w:lvlOverride w:ilvl="1">
+      <w:startOverride w:val="1"/>
+    </w:lvlOverride>
+    <w:lvlOverride w:ilvl="2">
+      <w:startOverride w:val="1"/>
+    </w:lvlOverride>
+    <w:lvlOverride w:ilvl="3">
+      <w:startOverride w:val="1"/>
+    </w:lvlOverride>
+    <w:lvlOverride w:ilvl="4">
+      <w:startOverride w:val="1"/>
+    </w:lvlOverride>
+    <w:lvlOverride w:ilvl="5">
+      <w:startOverride w:val="1"/>
+    </w:lvlOverride>
+    <w:lvlOverride w:ilvl="6">
+      <w:startOverride w:val="1"/>
+    </w:lvlOverride>
+    <w:lvlOverride w:ilvl="7">
+      <w:startOverride w:val="1"/>
+    </w:lvlOverride>
+    <w:lvlOverride w:ilvl="8">
+      <w:startOverride w:val="1"/>
+    </w:lvlOverride>
   </w:num>
 </w:numbering>
 </file>
